--- a/docs/studyguides/hypothesistesting.docx
+++ b/docs/studyguides/hypothesistesting.docx
@@ -52,7 +52,7 @@
         </w:rPr>
         <w:t xml:space="preserve"> </w:t>
       </w:r>
-      <w:hyperlink r:id="rId20">
+      <w:hyperlink r:id="rId9">
         <w:r>
           <w:rPr>
             <w:rStyle w:val="Hyperlink"/>
@@ -76,7 +76,7 @@
         </w:rPr>
         <w:t xml:space="preserve"> </w:t>
       </w:r>
-      <w:hyperlink r:id="rId21">
+      <w:hyperlink r:id="rId10">
         <w:r>
           <w:rPr>
             <w:rStyle w:val="Hyperlink"/>
@@ -100,7 +100,7 @@
         </w:rPr>
         <w:t xml:space="preserve"> </w:t>
       </w:r>
-      <w:hyperlink r:id="rId22">
+      <w:hyperlink r:id="rId11">
         <w:r>
           <w:rPr>
             <w:rStyle w:val="Hyperlink"/>
@@ -118,7 +118,7 @@
         <w:t xml:space="preserve">.</w:t>
       </w:r>
     </w:p>
-    <w:bookmarkStart w:id="23" w:name="what-is-a-hypothesis-test"/>
+    <w:bookmarkStart w:id="12" w:name="what-is-a-hypothesis-test"/>
     <w:p>
       <w:pPr>
         <w:pStyle w:val="Heading1"/>
@@ -235,8 +235,8 @@
         <w:t xml:space="preserve">It’s important to say that this guide is intended to be an overview as to how hypothesis testing works, rather than exploring the particular details of each hypothesis test. For more on this, see our associated guides.</w:t>
       </w:r>
     </w:p>
-    <w:bookmarkEnd w:id="23"/>
-    <w:bookmarkStart w:id="36" w:name="setting-up-a-hypothesis-test"/>
+    <w:bookmarkEnd w:id="12"/>
+    <w:bookmarkStart w:id="25" w:name="setting-up-a-hypothesis-test"/>
     <w:p>
       <w:pPr>
         <w:pStyle w:val="Heading1"/>
@@ -286,18 +286,18 @@
                 <wp:inline>
                   <wp:extent cx="152400" cy="152400"/>
                   <wp:effectExtent b="0" l="0" r="0" t="0"/>
-                  <wp:docPr descr="" title="" id="25" name="Picture"/>
+                  <wp:docPr descr="" title="" id="14" name="Picture"/>
                   <a:graphic>
                     <a:graphicData uri="http://schemas.openxmlformats.org/drawingml/2006/picture">
                       <pic:pic>
                         <pic:nvPicPr>
-                          <pic:cNvPr descr="/Applications/quarto/share/formats/docx/note.png" id="26" name="Picture"/>
+                          <pic:cNvPr descr="/Applications/quarto/share/formats/docx/note.png" id="15" name="Picture"/>
                           <pic:cNvPicPr>
                             <a:picLocks noChangeArrowheads="1" noChangeAspect="1"/>
                           </pic:cNvPicPr>
                         </pic:nvPicPr>
                         <pic:blipFill>
-                          <a:blip r:embed="rId24"/>
+                          <a:blip r:embed="rId13"/>
                           <a:stretch>
                             <a:fillRect/>
                           </a:stretch>
@@ -690,7 +690,7 @@
       <w:r>
         <w:t xml:space="preserve"> </w:t>
       </w:r>
-      <w:hyperlink r:id="rId21">
+      <w:hyperlink r:id="rId10">
         <w:r>
           <w:rPr>
             <w:rStyle w:val="Hyperlink"/>
@@ -745,18 +745,18 @@
                 <wp:inline>
                   <wp:extent cx="152400" cy="152400"/>
                   <wp:effectExtent b="0" l="0" r="0" t="0"/>
-                  <wp:docPr descr="" title="" id="27" name="Picture"/>
+                  <wp:docPr descr="" title="" id="16" name="Picture"/>
                   <a:graphic>
                     <a:graphicData uri="http://schemas.openxmlformats.org/drawingml/2006/picture">
                       <pic:pic>
                         <pic:nvPicPr>
-                          <pic:cNvPr descr="/Applications/quarto/share/formats/docx/note.png" id="28" name="Picture"/>
+                          <pic:cNvPr descr="/Applications/quarto/share/formats/docx/note.png" id="17" name="Picture"/>
                           <pic:cNvPicPr>
                             <a:picLocks noChangeArrowheads="1" noChangeAspect="1"/>
                           </pic:cNvPicPr>
                         </pic:nvPicPr>
                         <pic:blipFill>
-                          <a:blip r:embed="rId24"/>
+                          <a:blip r:embed="rId13"/>
                           <a:stretch>
                             <a:fillRect/>
                           </a:stretch>
@@ -1061,18 +1061,18 @@
                       <wp:inline>
                         <wp:extent cx="152400" cy="152400"/>
                         <wp:effectExtent b="0" l="0" r="0" t="0"/>
-                        <wp:docPr descr="" title="" id="30" name="Picture"/>
+                        <wp:docPr descr="" title="" id="19" name="Picture"/>
                         <a:graphic>
                           <a:graphicData uri="http://schemas.openxmlformats.org/drawingml/2006/picture">
                             <pic:pic>
                               <pic:nvPicPr>
-                                <pic:cNvPr descr="/Applications/quarto/share/formats/docx/tip.png" id="31" name="Picture"/>
+                                <pic:cNvPr descr="/Applications/quarto/share/formats/docx/tip.png" id="20" name="Picture"/>
                                 <pic:cNvPicPr>
                                   <a:picLocks noChangeArrowheads="1" noChangeAspect="1"/>
                                 </pic:cNvPicPr>
                               </pic:nvPicPr>
                               <pic:blipFill>
-                                <a:blip r:embed="rId29"/>
+                                <a:blip r:embed="rId18"/>
                                 <a:stretch>
                                   <a:fillRect/>
                                 </a:stretch>
@@ -1199,18 +1199,18 @@
                 <wp:inline>
                   <wp:extent cx="152400" cy="152400"/>
                   <wp:effectExtent b="0" l="0" r="0" t="0"/>
-                  <wp:docPr descr="" title="" id="32" name="Picture"/>
+                  <wp:docPr descr="" title="" id="21" name="Picture"/>
                   <a:graphic>
                     <a:graphicData uri="http://schemas.openxmlformats.org/drawingml/2006/picture">
                       <pic:pic>
                         <pic:nvPicPr>
-                          <pic:cNvPr descr="/Applications/quarto/share/formats/docx/note.png" id="33" name="Picture"/>
+                          <pic:cNvPr descr="/Applications/quarto/share/formats/docx/note.png" id="22" name="Picture"/>
                           <pic:cNvPicPr>
                             <a:picLocks noChangeArrowheads="1" noChangeAspect="1"/>
                           </pic:cNvPicPr>
                         </pic:nvPicPr>
                         <pic:blipFill>
-                          <a:blip r:embed="rId24"/>
+                          <a:blip r:embed="rId13"/>
                           <a:stretch>
                             <a:fillRect/>
                           </a:stretch>
@@ -1546,18 +1546,18 @@
                 <wp:inline>
                   <wp:extent cx="152400" cy="152400"/>
                   <wp:effectExtent b="0" l="0" r="0" t="0"/>
-                  <wp:docPr descr="" title="" id="34" name="Picture"/>
+                  <wp:docPr descr="" title="" id="23" name="Picture"/>
                   <a:graphic>
                     <a:graphicData uri="http://schemas.openxmlformats.org/drawingml/2006/picture">
                       <pic:pic>
                         <pic:nvPicPr>
-                          <pic:cNvPr descr="/Applications/quarto/share/formats/docx/note.png" id="35" name="Picture"/>
+                          <pic:cNvPr descr="/Applications/quarto/share/formats/docx/note.png" id="24" name="Picture"/>
                           <pic:cNvPicPr>
                             <a:picLocks noChangeArrowheads="1" noChangeAspect="1"/>
                           </pic:cNvPicPr>
                         </pic:nvPicPr>
                         <pic:blipFill>
-                          <a:blip r:embed="rId24"/>
+                          <a:blip r:embed="rId13"/>
                           <a:stretch>
                             <a:fillRect/>
                           </a:stretch>
@@ -1838,8 +1838,8 @@
         </w:tc>
       </w:tr>
     </w:tbl>
-    <w:bookmarkEnd w:id="36"/>
-    <w:bookmarkStart w:id="37" w:name="test-selection-and-statistic-calculation"/>
+    <w:bookmarkEnd w:id="25"/>
+    <w:bookmarkStart w:id="26" w:name="test-selection-and-statistic-calculation"/>
     <w:p>
       <w:pPr>
         <w:pStyle w:val="Heading1"/>
@@ -2560,8 +2560,8 @@
         <w:t xml:space="preserve">Once you have found the test you want to use, you can refer to their relevant guide to make sure you are doing the correct calculations. Once you have the test statistic, you can proceed to the next step to decide on what level of statistical significance you would like to test against.</w:t>
       </w:r>
     </w:p>
-    <w:bookmarkEnd w:id="37"/>
-    <w:bookmarkStart w:id="42" w:name="significance-levels"/>
+    <w:bookmarkEnd w:id="26"/>
+    <w:bookmarkStart w:id="31" w:name="significance-levels"/>
     <w:p>
       <w:pPr>
         <w:pStyle w:val="Heading1"/>
@@ -2611,18 +2611,18 @@
                 <wp:inline>
                   <wp:extent cx="152400" cy="152400"/>
                   <wp:effectExtent b="0" l="0" r="0" t="0"/>
-                  <wp:docPr descr="" title="" id="38" name="Picture"/>
+                  <wp:docPr descr="" title="" id="27" name="Picture"/>
                   <a:graphic>
                     <a:graphicData uri="http://schemas.openxmlformats.org/drawingml/2006/picture">
                       <pic:pic>
                         <pic:nvPicPr>
-                          <pic:cNvPr descr="/Applications/quarto/share/formats/docx/note.png" id="39" name="Picture"/>
+                          <pic:cNvPr descr="/Applications/quarto/share/formats/docx/note.png" id="28" name="Picture"/>
                           <pic:cNvPicPr>
                             <a:picLocks noChangeArrowheads="1" noChangeAspect="1"/>
                           </pic:cNvPicPr>
                         </pic:nvPicPr>
                         <pic:blipFill>
-                          <a:blip r:embed="rId24"/>
+                          <a:blip r:embed="rId13"/>
                           <a:stretch>
                             <a:fillRect/>
                           </a:stretch>
@@ -2785,25 +2785,27 @@
         <w:t xml:space="preserve"> </w:t>
       </w:r>
       <m:oMath>
-        <m:d>
-          <m:dPr>
-            <m:begChr m:val="("/>
-            <m:sepChr m:val=""/>
-            <m:endChr m:val=")"/>
-            <m:grow/>
-          </m:dPr>
-          <m:e>
-            <m:r>
-              <m:t>5</m:t>
-            </m:r>
-            <m:r>
-              <m:rPr>
-                <m:sty m:val="p"/>
-              </m:rPr>
-              <m:t>%</m:t>
-            </m:r>
-          </m:e>
-        </m:d>
+        <m:r>
+          <m:rPr>
+            <m:sty m:val="p"/>
+          </m:rPr>
+          <m:t>(</m:t>
+        </m:r>
+        <m:r>
+          <m:t>5</m:t>
+        </m:r>
+        <m:r>
+          <m:rPr>
+            <m:sty m:val="p"/>
+          </m:rPr>
+          <m:t>%</m:t>
+        </m:r>
+        <m:r>
+          <m:rPr>
+            <m:sty m:val="p"/>
+          </m:rPr>
+          <m:t>)</m:t>
+        </m:r>
       </m:oMath>
       <w:r>
         <w:t xml:space="preserve">,</w:t>
@@ -2820,25 +2822,27 @@
         <w:t xml:space="preserve"> </w:t>
       </w:r>
       <m:oMath>
-        <m:d>
-          <m:dPr>
-            <m:begChr m:val="("/>
-            <m:sepChr m:val=""/>
-            <m:endChr m:val=")"/>
-            <m:grow/>
-          </m:dPr>
-          <m:e>
-            <m:r>
-              <m:t>1</m:t>
-            </m:r>
-            <m:r>
-              <m:rPr>
-                <m:sty m:val="p"/>
-              </m:rPr>
-              <m:t>%</m:t>
-            </m:r>
-          </m:e>
-        </m:d>
+        <m:r>
+          <m:rPr>
+            <m:sty m:val="p"/>
+          </m:rPr>
+          <m:t>(</m:t>
+        </m:r>
+        <m:r>
+          <m:t>1</m:t>
+        </m:r>
+        <m:r>
+          <m:rPr>
+            <m:sty m:val="p"/>
+          </m:rPr>
+          <m:t>%</m:t>
+        </m:r>
+        <m:r>
+          <m:rPr>
+            <m:sty m:val="p"/>
+          </m:rPr>
+          <m:t>)</m:t>
+        </m:r>
       </m:oMath>
       <w:r>
         <w:t xml:space="preserve"> </w:t>
@@ -2858,25 +2862,27 @@
         <w:t xml:space="preserve"> </w:t>
       </w:r>
       <m:oMath>
-        <m:d>
-          <m:dPr>
-            <m:begChr m:val="("/>
-            <m:sepChr m:val=""/>
-            <m:endChr m:val=")"/>
-            <m:grow/>
-          </m:dPr>
-          <m:e>
-            <m:r>
-              <m:t>10</m:t>
-            </m:r>
-            <m:r>
-              <m:rPr>
-                <m:sty m:val="p"/>
-              </m:rPr>
-              <m:t>%</m:t>
-            </m:r>
-          </m:e>
-        </m:d>
+        <m:r>
+          <m:rPr>
+            <m:sty m:val="p"/>
+          </m:rPr>
+          <m:t>(</m:t>
+        </m:r>
+        <m:r>
+          <m:t>10</m:t>
+        </m:r>
+        <m:r>
+          <m:rPr>
+            <m:sty m:val="p"/>
+          </m:rPr>
+          <m:t>%</m:t>
+        </m:r>
+        <m:r>
+          <m:rPr>
+            <m:sty m:val="p"/>
+          </m:rPr>
+          <m:t>)</m:t>
+        </m:r>
       </m:oMath>
       <w:r>
         <w:t xml:space="preserve">. Usually, the most common choice is</w:t>
@@ -3005,18 +3011,18 @@
                 <wp:inline>
                   <wp:extent cx="152400" cy="152400"/>
                   <wp:effectExtent b="0" l="0" r="0" t="0"/>
-                  <wp:docPr descr="" title="" id="40" name="Picture"/>
+                  <wp:docPr descr="" title="" id="29" name="Picture"/>
                   <a:graphic>
                     <a:graphicData uri="http://schemas.openxmlformats.org/drawingml/2006/picture">
                       <pic:pic>
                         <pic:nvPicPr>
-                          <pic:cNvPr descr="/Applications/quarto/share/formats/docx/tip.png" id="41" name="Picture"/>
+                          <pic:cNvPr descr="/Applications/quarto/share/formats/docx/tip.png" id="30" name="Picture"/>
                           <pic:cNvPicPr>
                             <a:picLocks noChangeArrowheads="1" noChangeAspect="1"/>
                           </pic:cNvPicPr>
                         </pic:nvPicPr>
                         <pic:blipFill>
-                          <a:blip r:embed="rId29"/>
+                          <a:blip r:embed="rId18"/>
                           <a:stretch>
                             <a:fillRect/>
                           </a:stretch>
@@ -3109,8 +3115,8 @@
         </w:tc>
       </w:tr>
     </w:tbl>
-    <w:bookmarkEnd w:id="42"/>
-    <w:bookmarkStart w:id="62" w:name="critical-values-and-p-values"/>
+    <w:bookmarkEnd w:id="31"/>
+    <w:bookmarkStart w:id="51" w:name="critical-values-and-p-values"/>
     <w:p>
       <w:pPr>
         <w:pStyle w:val="Heading1"/>
@@ -3142,7 +3148,7 @@
       <w:r>
         <w:t xml:space="preserve"> </w:t>
       </w:r>
-      <w:hyperlink r:id="rId22">
+      <w:hyperlink r:id="rId11">
         <w:r>
           <w:rPr>
             <w:rStyle w:val="Hyperlink"/>
@@ -3159,7 +3165,7 @@
       <w:r>
         <w:t xml:space="preserve"> </w:t>
       </w:r>
-      <w:hyperlink r:id="rId43">
+      <w:hyperlink r:id="rId32">
         <w:r>
           <w:rPr>
             <w:rStyle w:val="Hyperlink"/>
@@ -3215,18 +3221,18 @@
                 <wp:inline>
                   <wp:extent cx="152400" cy="152400"/>
                   <wp:effectExtent b="0" l="0" r="0" t="0"/>
-                  <wp:docPr descr="" title="" id="44" name="Picture"/>
+                  <wp:docPr descr="" title="" id="33" name="Picture"/>
                   <a:graphic>
                     <a:graphicData uri="http://schemas.openxmlformats.org/drawingml/2006/picture">
                       <pic:pic>
                         <pic:nvPicPr>
-                          <pic:cNvPr descr="/Applications/quarto/share/formats/docx/note.png" id="45" name="Picture"/>
+                          <pic:cNvPr descr="/Applications/quarto/share/formats/docx/note.png" id="34" name="Picture"/>
                           <pic:cNvPicPr>
                             <a:picLocks noChangeArrowheads="1" noChangeAspect="1"/>
                           </pic:cNvPicPr>
                         </pic:nvPicPr>
                         <pic:blipFill>
-                          <a:blip r:embed="rId24"/>
+                          <a:blip r:embed="rId13"/>
                           <a:stretch>
                             <a:fillRect/>
                           </a:stretch>
@@ -3373,19 +3379,21 @@
         <m:r>
           <m:t>f</m:t>
         </m:r>
-        <m:d>
-          <m:dPr>
-            <m:begChr m:val="("/>
-            <m:sepChr m:val=""/>
-            <m:endChr m:val=")"/>
-            <m:grow/>
-          </m:dPr>
-          <m:e>
-            <m:r>
-              <m:t>x</m:t>
-            </m:r>
-          </m:e>
-        </m:d>
+        <m:r>
+          <m:rPr>
+            <m:sty m:val="p"/>
+          </m:rPr>
+          <m:t>(</m:t>
+        </m:r>
+        <m:r>
+          <m:t>x</m:t>
+        </m:r>
+        <m:r>
+          <m:rPr>
+            <m:sty m:val="p"/>
+          </m:rPr>
+          <m:t>)</m:t>
+        </m:r>
       </m:oMath>
       <w:r>
         <w:t xml:space="preserve">. The critical value is then the unique</w:t>
@@ -3445,19 +3453,21 @@
             </m:r>
           </m:e>
         </m:nary>
-        <m:d>
-          <m:dPr>
-            <m:begChr m:val="("/>
-            <m:sepChr m:val=""/>
-            <m:endChr m:val=")"/>
-            <m:grow/>
-          </m:dPr>
-          <m:e>
-            <m:r>
-              <m:t>x</m:t>
-            </m:r>
-          </m:e>
-        </m:d>
+        <m:r>
+          <m:rPr>
+            <m:sty m:val="p"/>
+          </m:rPr>
+          <m:t>(</m:t>
+        </m:r>
+        <m:r>
+          <m:t>x</m:t>
+        </m:r>
+        <m:r>
+          <m:rPr>
+            <m:sty m:val="p"/>
+          </m:rPr>
+          <m:t>)</m:t>
+        </m:r>
         <m:r>
           <m:t> </m:t>
         </m:r>
@@ -3522,19 +3532,21 @@
             </m:r>
           </m:e>
         </m:nary>
-        <m:d>
-          <m:dPr>
-            <m:begChr m:val="("/>
-            <m:sepChr m:val=""/>
-            <m:endChr m:val=")"/>
-            <m:grow/>
-          </m:dPr>
-          <m:e>
-            <m:r>
-              <m:t>x</m:t>
-            </m:r>
-          </m:e>
-        </m:d>
+        <m:r>
+          <m:rPr>
+            <m:sty m:val="p"/>
+          </m:rPr>
+          <m:t>(</m:t>
+        </m:r>
+        <m:r>
+          <m:t>x</m:t>
+        </m:r>
+        <m:r>
+          <m:rPr>
+            <m:sty m:val="p"/>
+          </m:rPr>
+          <m:t>)</m:t>
+        </m:r>
         <m:r>
           <m:t> </m:t>
         </m:r>
@@ -3608,19 +3620,21 @@
         <m:r>
           <m:t>f</m:t>
         </m:r>
-        <m:d>
-          <m:dPr>
-            <m:begChr m:val="("/>
-            <m:sepChr m:val=""/>
-            <m:endChr m:val=")"/>
-            <m:grow/>
-          </m:dPr>
-          <m:e>
-            <m:r>
-              <m:t>x</m:t>
-            </m:r>
-          </m:e>
-        </m:d>
+        <m:r>
+          <m:rPr>
+            <m:sty m:val="p"/>
+          </m:rPr>
+          <m:t>(</m:t>
+        </m:r>
+        <m:r>
+          <m:t>x</m:t>
+        </m:r>
+        <m:r>
+          <m:rPr>
+            <m:sty m:val="p"/>
+          </m:rPr>
+          <m:t>)</m:t>
+        </m:r>
       </m:oMath>
       <w:r>
         <w:t xml:space="preserve">. The</w:t>
@@ -3727,19 +3741,21 @@
               </m:r>
             </m:e>
           </m:nary>
-          <m:d>
-            <m:dPr>
-              <m:begChr m:val="("/>
-              <m:sepChr m:val=""/>
-              <m:endChr m:val=")"/>
-              <m:grow/>
-            </m:dPr>
-            <m:e>
-              <m:r>
-                <m:t>x</m:t>
-              </m:r>
-            </m:e>
-          </m:d>
+          <m:r>
+            <m:rPr>
+              <m:sty m:val="p"/>
+            </m:rPr>
+            <m:t>(</m:t>
+          </m:r>
+          <m:r>
+            <m:t>x</m:t>
+          </m:r>
+          <m:r>
+            <m:rPr>
+              <m:sty m:val="p"/>
+            </m:rPr>
+            <m:t>)</m:t>
+          </m:r>
           <m:r>
             <m:t> </m:t>
           </m:r>
@@ -3780,8 +3796,8 @@
           <m:r>
             <m:rPr>
               <m:nor/>
+              <m:scr m:val="sans-serif"/>
               <m:sty m:val="p"/>
-              <m:scr m:val="sans-serif"/>
             </m:rPr>
             <m:t>and</m:t>
           </m:r>
@@ -3823,19 +3839,21 @@
               </m:r>
             </m:e>
           </m:nary>
-          <m:d>
-            <m:dPr>
-              <m:begChr m:val="("/>
-              <m:sepChr m:val=""/>
-              <m:endChr m:val=")"/>
-              <m:grow/>
-            </m:dPr>
-            <m:e>
-              <m:r>
-                <m:t>x</m:t>
-              </m:r>
-            </m:e>
-          </m:d>
+          <m:r>
+            <m:rPr>
+              <m:sty m:val="p"/>
+            </m:rPr>
+            <m:t>(</m:t>
+          </m:r>
+          <m:r>
+            <m:t>x</m:t>
+          </m:r>
+          <m:r>
+            <m:rPr>
+              <m:sty m:val="p"/>
+            </m:rPr>
+            <m:t>)</m:t>
+          </m:r>
           <m:r>
             <m:t> </m:t>
           </m:r>
@@ -3945,18 +3963,18 @@
                 <wp:inline>
                   <wp:extent cx="152400" cy="152400"/>
                   <wp:effectExtent b="0" l="0" r="0" t="0"/>
-                  <wp:docPr descr="" title="" id="46" name="Picture"/>
+                  <wp:docPr descr="" title="" id="35" name="Picture"/>
                   <a:graphic>
                     <a:graphicData uri="http://schemas.openxmlformats.org/drawingml/2006/picture">
                       <pic:pic>
                         <pic:nvPicPr>
-                          <pic:cNvPr descr="/Applications/quarto/share/formats/docx/tip.png" id="47" name="Picture"/>
+                          <pic:cNvPr descr="/Applications/quarto/share/formats/docx/tip.png" id="36" name="Picture"/>
                           <pic:cNvPicPr>
                             <a:picLocks noChangeArrowheads="1" noChangeAspect="1"/>
                           </pic:cNvPicPr>
                         </pic:nvPicPr>
                         <pic:blipFill>
-                          <a:blip r:embed="rId29"/>
+                          <a:blip r:embed="rId18"/>
                           <a:stretch>
                             <a:fillRect/>
                           </a:stretch>
@@ -4202,18 +4220,18 @@
                 <wp:inline>
                   <wp:extent cx="152400" cy="152400"/>
                   <wp:effectExtent b="0" l="0" r="0" t="0"/>
-                  <wp:docPr descr="" title="" id="48" name="Picture"/>
+                  <wp:docPr descr="" title="" id="37" name="Picture"/>
                   <a:graphic>
                     <a:graphicData uri="http://schemas.openxmlformats.org/drawingml/2006/picture">
                       <pic:pic>
                         <pic:nvPicPr>
-                          <pic:cNvPr descr="/Applications/quarto/share/formats/docx/note.png" id="49" name="Picture"/>
+                          <pic:cNvPr descr="/Applications/quarto/share/formats/docx/note.png" id="38" name="Picture"/>
                           <pic:cNvPicPr>
                             <a:picLocks noChangeArrowheads="1" noChangeAspect="1"/>
                           </pic:cNvPicPr>
                         </pic:nvPicPr>
                         <pic:blipFill>
-                          <a:blip r:embed="rId24"/>
+                          <a:blip r:embed="rId13"/>
                           <a:stretch>
                             <a:fillRect/>
                           </a:stretch>
@@ -4947,7 +4965,7 @@
       <w:tr>
         <w:tc>
           <w:tcPr/>
-          <w:bookmarkStart w:id="53" w:name="fig-1"/>
+          <w:bookmarkStart w:id="42" w:name="fig-1"/>
           <w:p>
             <w:pPr>
               <w:pStyle w:val="Compact"/>
@@ -4958,18 +4976,18 @@
                 <wp:inline>
                   <wp:extent cx="5755521" cy="2186608"/>
                   <wp:effectExtent b="0" l="0" r="0" t="0"/>
-                  <wp:docPr descr="" title="" id="51" name="Picture"/>
+                  <wp:docPr descr="" title="" id="40" name="Picture"/>
                   <a:graphic>
                     <a:graphicData uri="http://schemas.openxmlformats.org/drawingml/2006/picture">
                       <pic:pic>
                         <pic:nvPicPr>
-                          <pic:cNvPr descr="./FiguresPNG/hypothesistesting-fig3-3.png" id="52" name="Picture"/>
+                          <pic:cNvPr descr="./FiguresPNG/hypothesistesting-fig3-3.png" id="41" name="Picture"/>
                           <pic:cNvPicPr>
                             <a:picLocks noChangeArrowheads="1" noChangeAspect="1"/>
                           </pic:cNvPicPr>
                         </pic:nvPicPr>
                         <pic:blipFill>
-                          <a:blip r:embed="rId50"/>
+                          <a:blip r:embed="rId39"/>
                           <a:stretch>
                             <a:fillRect/>
                           </a:stretch>
@@ -5088,7 +5106,7 @@
               </m:sSub>
             </m:oMath>
           </w:p>
-          <w:bookmarkEnd w:id="53"/>
+          <w:bookmarkEnd w:id="42"/>
         </w:tc>
       </w:tr>
     </w:tbl>
@@ -5113,7 +5131,7 @@
       <w:tr>
         <w:tc>
           <w:tcPr/>
-          <w:bookmarkStart w:id="57" w:name="fig-2"/>
+          <w:bookmarkStart w:id="46" w:name="fig-2"/>
           <w:p>
             <w:pPr>
               <w:pStyle w:val="Compact"/>
@@ -5124,18 +5142,18 @@
                 <wp:inline>
                   <wp:extent cx="5755521" cy="2186608"/>
                   <wp:effectExtent b="0" l="0" r="0" t="0"/>
-                  <wp:docPr descr="" title="" id="55" name="Picture"/>
+                  <wp:docPr descr="" title="" id="44" name="Picture"/>
                   <a:graphic>
                     <a:graphicData uri="http://schemas.openxmlformats.org/drawingml/2006/picture">
                       <pic:pic>
                         <pic:nvPicPr>
-                          <pic:cNvPr descr="./FiguresPNG/hypothesistesting-fig2-2.png" id="56" name="Picture"/>
+                          <pic:cNvPr descr="./FiguresPNG/hypothesistesting-fig2-2.png" id="45" name="Picture"/>
                           <pic:cNvPicPr>
                             <a:picLocks noChangeArrowheads="1" noChangeAspect="1"/>
                           </pic:cNvPicPr>
                         </pic:nvPicPr>
                         <pic:blipFill>
-                          <a:blip r:embed="rId54"/>
+                          <a:blip r:embed="rId43"/>
                           <a:stretch>
                             <a:fillRect/>
                           </a:stretch>
@@ -5257,7 +5275,7 @@
               <w:t xml:space="preserve">.</w:t>
             </w:r>
           </w:p>
-          <w:bookmarkEnd w:id="57"/>
+          <w:bookmarkEnd w:id="46"/>
         </w:tc>
       </w:tr>
     </w:tbl>
@@ -5282,7 +5300,7 @@
       <w:tr>
         <w:tc>
           <w:tcPr/>
-          <w:bookmarkStart w:id="61" w:name="fig-3"/>
+          <w:bookmarkStart w:id="50" w:name="fig-3"/>
           <w:p>
             <w:pPr>
               <w:pStyle w:val="Compact"/>
@@ -5293,18 +5311,18 @@
                 <wp:inline>
                   <wp:extent cx="5755521" cy="2186608"/>
                   <wp:effectExtent b="0" l="0" r="0" t="0"/>
-                  <wp:docPr descr="" title="" id="59" name="Picture"/>
+                  <wp:docPr descr="" title="" id="48" name="Picture"/>
                   <a:graphic>
                     <a:graphicData uri="http://schemas.openxmlformats.org/drawingml/2006/picture">
                       <pic:pic>
                         <pic:nvPicPr>
-                          <pic:cNvPr descr="./FiguresPNG/hypothesistesting-fig1-1.png" id="60" name="Picture"/>
+                          <pic:cNvPr descr="./FiguresPNG/hypothesistesting-fig1-1.png" id="49" name="Picture"/>
                           <pic:cNvPicPr>
                             <a:picLocks noChangeArrowheads="1" noChangeAspect="1"/>
                           </pic:cNvPicPr>
                         </pic:nvPicPr>
                         <pic:blipFill>
-                          <a:blip r:embed="rId58"/>
+                          <a:blip r:embed="rId47"/>
                           <a:stretch>
                             <a:fillRect/>
                           </a:stretch>
@@ -5429,12 +5447,12 @@
               <w:t xml:space="preserve">.</w:t>
             </w:r>
           </w:p>
-          <w:bookmarkEnd w:id="61"/>
+          <w:bookmarkEnd w:id="50"/>
         </w:tc>
       </w:tr>
     </w:tbl>
-    <w:bookmarkEnd w:id="62"/>
-    <w:bookmarkStart w:id="71" w:name="forming-a-conclusion"/>
+    <w:bookmarkEnd w:id="51"/>
+    <w:bookmarkStart w:id="60" w:name="forming-a-conclusion"/>
     <w:p>
       <w:pPr>
         <w:pStyle w:val="Heading1"/>
@@ -5640,18 +5658,18 @@
                 <wp:inline>
                   <wp:extent cx="152400" cy="152400"/>
                   <wp:effectExtent b="0" l="0" r="0" t="0"/>
-                  <wp:docPr descr="" title="" id="63" name="Picture"/>
+                  <wp:docPr descr="" title="" id="52" name="Picture"/>
                   <a:graphic>
                     <a:graphicData uri="http://schemas.openxmlformats.org/drawingml/2006/picture">
                       <pic:pic>
                         <pic:nvPicPr>
-                          <pic:cNvPr descr="/Applications/quarto/share/formats/docx/tip.png" id="64" name="Picture"/>
+                          <pic:cNvPr descr="/Applications/quarto/share/formats/docx/tip.png" id="53" name="Picture"/>
                           <pic:cNvPicPr>
                             <a:picLocks noChangeArrowheads="1" noChangeAspect="1"/>
                           </pic:cNvPicPr>
                         </pic:nvPicPr>
                         <pic:blipFill>
-                          <a:blip r:embed="rId29"/>
+                          <a:blip r:embed="rId18"/>
                           <a:stretch>
                             <a:fillRect/>
                           </a:stretch>
@@ -5856,18 +5874,18 @@
                 <wp:inline>
                   <wp:extent cx="152400" cy="152400"/>
                   <wp:effectExtent b="0" l="0" r="0" t="0"/>
-                  <wp:docPr descr="" title="" id="66" name="Picture"/>
+                  <wp:docPr descr="" title="" id="55" name="Picture"/>
                   <a:graphic>
                     <a:graphicData uri="http://schemas.openxmlformats.org/drawingml/2006/picture">
                       <pic:pic>
                         <pic:nvPicPr>
-                          <pic:cNvPr descr="/Applications/quarto/share/formats/docx/warning.png" id="67" name="Picture"/>
+                          <pic:cNvPr descr="/Applications/quarto/share/formats/docx/warning.png" id="56" name="Picture"/>
                           <pic:cNvPicPr>
                             <a:picLocks noChangeArrowheads="1" noChangeAspect="1"/>
                           </pic:cNvPicPr>
                         </pic:nvPicPr>
                         <pic:blipFill>
-                          <a:blip r:embed="rId65"/>
+                          <a:blip r:embed="rId54"/>
                           <a:stretch>
                             <a:fillRect/>
                           </a:stretch>
@@ -6004,18 +6022,18 @@
                 <wp:inline>
                   <wp:extent cx="152400" cy="152400"/>
                   <wp:effectExtent b="0" l="0" r="0" t="0"/>
-                  <wp:docPr descr="" title="" id="68" name="Picture"/>
+                  <wp:docPr descr="" title="" id="57" name="Picture"/>
                   <a:graphic>
                     <a:graphicData uri="http://schemas.openxmlformats.org/drawingml/2006/picture">
                       <pic:pic>
                         <pic:nvPicPr>
-                          <pic:cNvPr descr="/Applications/quarto/share/formats/docx/note.png" id="69" name="Picture"/>
+                          <pic:cNvPr descr="/Applications/quarto/share/formats/docx/note.png" id="58" name="Picture"/>
                           <pic:cNvPicPr>
                             <a:picLocks noChangeArrowheads="1" noChangeAspect="1"/>
                           </pic:cNvPicPr>
                         </pic:nvPicPr>
                         <pic:blipFill>
-                          <a:blip r:embed="rId24"/>
+                          <a:blip r:embed="rId13"/>
                           <a:stretch>
                             <a:fillRect/>
                           </a:stretch>
@@ -6937,7 +6955,7 @@
             <w:r>
               <w:t xml:space="preserve"> </w:t>
             </w:r>
-            <w:hyperlink r:id="rId70">
+            <w:hyperlink r:id="rId59">
               <w:r>
                 <w:rPr>
                   <w:rStyle w:val="Hyperlink"/>
@@ -7241,8 +7259,8 @@
         </w:tc>
       </w:tr>
     </w:tbl>
-    <w:bookmarkEnd w:id="71"/>
-    <w:bookmarkStart w:id="72" w:name="quick-check-problems"/>
+    <w:bookmarkEnd w:id="60"/>
+    <w:bookmarkStart w:id="61" w:name="quick-check-problems"/>
     <w:p>
       <w:pPr>
         <w:pStyle w:val="Heading1"/>
@@ -7626,8 +7644,8 @@
         <w:t xml:space="preserve">. What conclusion do you draw?</w:t>
       </w:r>
     </w:p>
-    <w:bookmarkEnd w:id="72"/>
-    <w:bookmarkStart w:id="76" w:name="further-reading"/>
+    <w:bookmarkEnd w:id="61"/>
+    <w:bookmarkStart w:id="65" w:name="further-reading"/>
     <w:p>
       <w:pPr>
         <w:pStyle w:val="Heading1"/>
@@ -7640,7 +7658,7 @@
       <w:pPr>
         <w:pStyle w:val="FirstParagraph"/>
       </w:pPr>
-      <w:hyperlink r:id="rId73">
+      <w:hyperlink r:id="rId62">
         <w:r>
           <w:rPr>
             <w:rStyle w:val="Hyperlink"/>
@@ -7687,7 +7705,7 @@
         <w:t xml:space="preserve">[For more information on type I and type II errors please see Guide: Errors in hypothesis testing.]</w:t>
       </w:r>
     </w:p>
-    <w:bookmarkStart w:id="75" w:name="version-history"/>
+    <w:bookmarkStart w:id="64" w:name="version-history"/>
     <w:p>
       <w:pPr>
         <w:pStyle w:val="Heading2"/>
@@ -7708,7 +7726,7 @@
       <w:pPr>
         <w:pStyle w:val="BodyText"/>
       </w:pPr>
-      <w:hyperlink r:id="rId74">
+      <w:hyperlink r:id="rId63">
         <w:r>
           <w:rPr>
             <w:rStyle w:val="Hyperlink"/>
@@ -7717,8 +7735,8 @@
         </w:r>
       </w:hyperlink>
     </w:p>
-    <w:bookmarkEnd w:id="75"/>
-    <w:bookmarkEnd w:id="76"/>
+    <w:bookmarkEnd w:id="64"/>
+    <w:bookmarkEnd w:id="65"/>
     <w:sectPr>
       <w:pgSz w:h="15840" w:w="12240"/>
       <w:pgMar w:bottom="1440" w:footer="720" w:gutter="0" w:header="720" w:left="1440" w:right="1440" w:top="1440"/>
